--- a/projet-TIMEEDUC/DOCUMENTATION/rapport du projet.docx
+++ b/projet-TIMEEDUC/DOCUMENTATION/rapport du projet.docx
@@ -142,6 +142,7 @@
       <w:r>
         <w:rPr>
           <w:rFonts w:ascii="Times New Roman" w:hAnsi="Times New Roman" w:cs="Times New Roman"/>
+          <w:noProof/>
           <w:sz w:val="144"/>
           <w:szCs w:val="144"/>
         </w:rPr>
@@ -1257,1155 +1258,22 @@
     <w:p>
       <w:pPr>
         <w:rPr>
-          <w:rFonts w:ascii="Times New Roman" w:hAnsi="Times New Roman" w:cs="Times New Roman"/>
-          <w:b/>
-          <w:color w:val="002060"/>
-          <w:sz w:val="32"/>
-          <w:szCs w:val="32"/>
-        </w:rPr>
-      </w:pPr>
-      <w:r>
-        <w:rPr>
-          <w:rFonts w:ascii="Times New Roman" w:hAnsi="Times New Roman" w:cs="Times New Roman"/>
-          <w:b/>
-          <w:color w:val="002060"/>
-          <w:sz w:val="32"/>
-          <w:szCs w:val="32"/>
-        </w:rPr>
-        <w:lastRenderedPageBreak/>
-        <w:t>Introduction</w:t>
-      </w:r>
-      <w:r>
-        <w:rPr>
-          <w:rFonts w:ascii="Times New Roman" w:hAnsi="Times New Roman" w:cs="Times New Roman"/>
-          <w:b/>
-          <w:color w:val="002060"/>
-          <w:sz w:val="32"/>
-          <w:szCs w:val="32"/>
-        </w:rPr>
-        <w:t>……………………………………………………….</w:t>
-      </w:r>
-    </w:p>
-    <w:p>
-      <w:pPr>
-        <w:rPr>
-          <w:rFonts w:ascii="Times New Roman" w:hAnsi="Times New Roman" w:cs="Times New Roman"/>
-          <w:b/>
-          <w:color w:val="002060"/>
-          <w:sz w:val="32"/>
-          <w:szCs w:val="32"/>
-        </w:rPr>
-      </w:pPr>
-      <w:r>
-        <w:rPr>
-          <w:rFonts w:ascii="Times New Roman" w:hAnsi="Times New Roman" w:cs="Times New Roman"/>
-          <w:b/>
-          <w:color w:val="002060"/>
-          <w:sz w:val="32"/>
-          <w:szCs w:val="32"/>
-        </w:rPr>
-        <w:t>1. Contexte du projet</w:t>
-      </w:r>
-      <w:r>
-        <w:rPr>
-          <w:rFonts w:ascii="Times New Roman" w:hAnsi="Times New Roman" w:cs="Times New Roman"/>
-          <w:b/>
-          <w:color w:val="002060"/>
-          <w:sz w:val="32"/>
-          <w:szCs w:val="32"/>
-        </w:rPr>
-        <w:t>……………………………………………</w:t>
-      </w:r>
-      <w:r>
-        <w:rPr>
-          <w:rFonts w:ascii="Times New Roman" w:hAnsi="Times New Roman" w:cs="Times New Roman"/>
-          <w:b/>
-          <w:color w:val="002060"/>
-          <w:sz w:val="32"/>
-          <w:szCs w:val="32"/>
-        </w:rPr>
-        <w:t>..</w:t>
-      </w:r>
-    </w:p>
-    <w:p>
-      <w:pPr>
-        <w:rPr>
-          <w:rFonts w:ascii="Times New Roman" w:hAnsi="Times New Roman" w:cs="Times New Roman"/>
-          <w:b/>
-          <w:color w:val="002060"/>
-          <w:sz w:val="32"/>
-          <w:szCs w:val="32"/>
-        </w:rPr>
-      </w:pPr>
-      <w:r>
-        <w:rPr>
-          <w:rFonts w:ascii="Times New Roman" w:hAnsi="Times New Roman" w:cs="Times New Roman"/>
-          <w:b/>
-          <w:color w:val="002060"/>
-          <w:sz w:val="32"/>
-          <w:szCs w:val="32"/>
-        </w:rPr>
-        <w:t>2. Problématique</w:t>
-      </w:r>
-      <w:r>
-        <w:rPr>
-          <w:rFonts w:ascii="Times New Roman" w:hAnsi="Times New Roman" w:cs="Times New Roman"/>
-          <w:b/>
-          <w:color w:val="002060"/>
-          <w:sz w:val="32"/>
-          <w:szCs w:val="32"/>
-        </w:rPr>
-        <w:t>……………………………………………</w:t>
-      </w:r>
-      <w:r>
-        <w:rPr>
-          <w:rFonts w:ascii="Times New Roman" w:hAnsi="Times New Roman" w:cs="Times New Roman"/>
-          <w:b/>
-          <w:color w:val="002060"/>
-          <w:sz w:val="32"/>
-          <w:szCs w:val="32"/>
-        </w:rPr>
-        <w:t>…….</w:t>
-      </w:r>
-    </w:p>
-    <w:p>
-      <w:pPr>
-        <w:rPr>
-          <w:rFonts w:ascii="Times New Roman" w:hAnsi="Times New Roman" w:cs="Times New Roman"/>
-          <w:b/>
-          <w:color w:val="002060"/>
-          <w:sz w:val="32"/>
-          <w:szCs w:val="32"/>
-        </w:rPr>
-      </w:pPr>
-      <w:r>
-        <w:rPr>
-          <w:rFonts w:ascii="Times New Roman" w:hAnsi="Times New Roman" w:cs="Times New Roman"/>
-          <w:b/>
-          <w:color w:val="002060"/>
-          <w:sz w:val="32"/>
-          <w:szCs w:val="32"/>
-        </w:rPr>
-        <w:t>3. Objectifs du projet</w:t>
-      </w:r>
-      <w:r>
-        <w:rPr>
-          <w:rFonts w:ascii="Times New Roman" w:hAnsi="Times New Roman" w:cs="Times New Roman"/>
-          <w:b/>
-          <w:color w:val="002060"/>
-          <w:sz w:val="32"/>
-          <w:szCs w:val="32"/>
-        </w:rPr>
-        <w:t>……………………………………………</w:t>
-      </w:r>
-      <w:r>
-        <w:rPr>
-          <w:rFonts w:ascii="Times New Roman" w:hAnsi="Times New Roman" w:cs="Times New Roman"/>
-          <w:b/>
-          <w:color w:val="002060"/>
-          <w:sz w:val="32"/>
-          <w:szCs w:val="32"/>
-        </w:rPr>
-        <w:t>..</w:t>
-      </w:r>
-    </w:p>
-    <w:p>
-      <w:pPr>
-        <w:rPr>
-          <w:rFonts w:ascii="Times New Roman" w:hAnsi="Times New Roman" w:cs="Times New Roman"/>
-          <w:b/>
-          <w:color w:val="002060"/>
-          <w:sz w:val="32"/>
-          <w:szCs w:val="32"/>
-        </w:rPr>
-      </w:pPr>
-      <w:r>
-        <w:rPr>
-          <w:rFonts w:ascii="Times New Roman" w:hAnsi="Times New Roman" w:cs="Times New Roman"/>
-          <w:b/>
-          <w:color w:val="002060"/>
-          <w:sz w:val="32"/>
-          <w:szCs w:val="32"/>
-        </w:rPr>
-        <w:t xml:space="preserve">    3.1 Objectif général</w:t>
-      </w:r>
-      <w:r>
-        <w:rPr>
-          <w:rFonts w:ascii="Times New Roman" w:hAnsi="Times New Roman" w:cs="Times New Roman"/>
-          <w:b/>
-          <w:color w:val="002060"/>
-          <w:sz w:val="32"/>
-          <w:szCs w:val="32"/>
-        </w:rPr>
-        <w:t>……………………………………………</w:t>
-      </w:r>
-    </w:p>
-    <w:p>
-      <w:pPr>
-        <w:rPr>
-          <w:rFonts w:ascii="Times New Roman" w:hAnsi="Times New Roman" w:cs="Times New Roman"/>
-          <w:b/>
-          <w:color w:val="002060"/>
-          <w:sz w:val="32"/>
-          <w:szCs w:val="32"/>
-        </w:rPr>
-      </w:pPr>
-      <w:r>
-        <w:rPr>
-          <w:rFonts w:ascii="Times New Roman" w:hAnsi="Times New Roman" w:cs="Times New Roman"/>
-          <w:b/>
-          <w:color w:val="002060"/>
-          <w:sz w:val="32"/>
-          <w:szCs w:val="32"/>
-        </w:rPr>
-        <w:t xml:space="preserve">    3.2 Objectifs spécifiques</w:t>
-      </w:r>
-      <w:r>
-        <w:rPr>
-          <w:rFonts w:ascii="Times New Roman" w:hAnsi="Times New Roman" w:cs="Times New Roman"/>
-          <w:b/>
-          <w:color w:val="002060"/>
-          <w:sz w:val="32"/>
-          <w:szCs w:val="32"/>
-        </w:rPr>
-        <w:t>……………………………………………</w:t>
-      </w:r>
-    </w:p>
-    <w:p>
-      <w:pPr>
-        <w:rPr>
-          <w:rFonts w:ascii="Times New Roman" w:hAnsi="Times New Roman" w:cs="Times New Roman"/>
-          <w:b/>
-          <w:color w:val="002060"/>
-          <w:sz w:val="32"/>
-          <w:szCs w:val="32"/>
-        </w:rPr>
-      </w:pPr>
-      <w:r>
-        <w:rPr>
-          <w:rFonts w:ascii="Times New Roman" w:hAnsi="Times New Roman" w:cs="Times New Roman"/>
-          <w:b/>
-          <w:color w:val="002060"/>
-          <w:sz w:val="32"/>
-          <w:szCs w:val="32"/>
-        </w:rPr>
-        <w:t>4. Analyse des besoins</w:t>
-      </w:r>
-      <w:r>
-        <w:rPr>
-          <w:rFonts w:ascii="Times New Roman" w:hAnsi="Times New Roman" w:cs="Times New Roman"/>
-          <w:b/>
-          <w:color w:val="002060"/>
-          <w:sz w:val="32"/>
-          <w:szCs w:val="32"/>
-        </w:rPr>
-        <w:t>……………………………………………</w:t>
-      </w:r>
-    </w:p>
-    <w:p>
-      <w:pPr>
-        <w:rPr>
-          <w:rFonts w:ascii="Times New Roman" w:hAnsi="Times New Roman" w:cs="Times New Roman"/>
-          <w:b/>
-          <w:color w:val="002060"/>
-          <w:sz w:val="32"/>
-          <w:szCs w:val="32"/>
-        </w:rPr>
-      </w:pPr>
-      <w:r>
-        <w:rPr>
-          <w:rFonts w:ascii="Times New Roman" w:hAnsi="Times New Roman" w:cs="Times New Roman"/>
-          <w:b/>
-          <w:color w:val="002060"/>
-          <w:sz w:val="32"/>
-          <w:szCs w:val="32"/>
-        </w:rPr>
-        <w:t xml:space="preserve">    4.1 Utilisateurs concernés</w:t>
-      </w:r>
-      <w:r>
-        <w:rPr>
-          <w:rFonts w:ascii="Times New Roman" w:hAnsi="Times New Roman" w:cs="Times New Roman"/>
-          <w:b/>
-          <w:color w:val="002060"/>
-          <w:sz w:val="32"/>
-          <w:szCs w:val="32"/>
-        </w:rPr>
-        <w:t>………………………………………</w:t>
-      </w:r>
-    </w:p>
-    <w:p>
-      <w:pPr>
-        <w:rPr>
-          <w:rFonts w:ascii="Times New Roman" w:hAnsi="Times New Roman" w:cs="Times New Roman"/>
-          <w:b/>
-          <w:color w:val="002060"/>
-          <w:sz w:val="32"/>
-          <w:szCs w:val="32"/>
-        </w:rPr>
-      </w:pPr>
-      <w:r>
-        <w:rPr>
-          <w:rFonts w:ascii="Times New Roman" w:hAnsi="Times New Roman" w:cs="Times New Roman"/>
-          <w:b/>
-          <w:color w:val="002060"/>
-          <w:sz w:val="32"/>
-          <w:szCs w:val="32"/>
-        </w:rPr>
-        <w:t xml:space="preserve">    4.2 Fonctionnalités attendues</w:t>
-      </w:r>
-      <w:r>
-        <w:rPr>
-          <w:rFonts w:ascii="Times New Roman" w:hAnsi="Times New Roman" w:cs="Times New Roman"/>
-          <w:b/>
-          <w:color w:val="002060"/>
-          <w:sz w:val="32"/>
-          <w:szCs w:val="32"/>
-        </w:rPr>
-        <w:t>…………………………………</w:t>
-      </w:r>
-    </w:p>
-    <w:p>
-      <w:pPr>
-        <w:rPr>
-          <w:rFonts w:ascii="Times New Roman" w:hAnsi="Times New Roman" w:cs="Times New Roman"/>
-          <w:b/>
-          <w:color w:val="002060"/>
-          <w:sz w:val="32"/>
-          <w:szCs w:val="32"/>
-        </w:rPr>
-      </w:pPr>
-      <w:r>
-        <w:rPr>
-          <w:rFonts w:ascii="Times New Roman" w:hAnsi="Times New Roman" w:cs="Times New Roman"/>
-          <w:b/>
-          <w:color w:val="002060"/>
-          <w:sz w:val="32"/>
-          <w:szCs w:val="32"/>
-        </w:rPr>
-        <w:t xml:space="preserve">    4.3 Contraintes techniques</w:t>
-      </w:r>
-      <w:r>
-        <w:rPr>
-          <w:rFonts w:ascii="Times New Roman" w:hAnsi="Times New Roman" w:cs="Times New Roman"/>
-          <w:b/>
-          <w:color w:val="002060"/>
-          <w:sz w:val="32"/>
-          <w:szCs w:val="32"/>
-        </w:rPr>
-        <w:t>……………………………………</w:t>
-      </w:r>
-    </w:p>
-    <w:p>
-      <w:pPr>
-        <w:rPr>
-          <w:rFonts w:ascii="Times New Roman" w:hAnsi="Times New Roman" w:cs="Times New Roman"/>
-          <w:b/>
-          <w:color w:val="002060"/>
-          <w:sz w:val="32"/>
-          <w:szCs w:val="32"/>
-        </w:rPr>
-      </w:pPr>
-      <w:r>
-        <w:rPr>
-          <w:rFonts w:ascii="Times New Roman" w:hAnsi="Times New Roman" w:cs="Times New Roman"/>
-          <w:b/>
-          <w:color w:val="002060"/>
-          <w:sz w:val="32"/>
-          <w:szCs w:val="32"/>
-        </w:rPr>
-        <w:t>5. Méthodes utilisées</w:t>
-      </w:r>
-      <w:r>
-        <w:rPr>
-          <w:rFonts w:ascii="Times New Roman" w:hAnsi="Times New Roman" w:cs="Times New Roman"/>
-          <w:b/>
-          <w:color w:val="002060"/>
-          <w:sz w:val="32"/>
-          <w:szCs w:val="32"/>
-        </w:rPr>
-        <w:t>……………………………………………</w:t>
-      </w:r>
-    </w:p>
-    <w:p>
-      <w:pPr>
-        <w:rPr>
-          <w:rFonts w:ascii="Times New Roman" w:hAnsi="Times New Roman" w:cs="Times New Roman"/>
-          <w:b/>
-          <w:color w:val="002060"/>
-          <w:sz w:val="32"/>
-          <w:szCs w:val="32"/>
-        </w:rPr>
-      </w:pPr>
-      <w:r>
-        <w:rPr>
-          <w:rFonts w:ascii="Times New Roman" w:hAnsi="Times New Roman" w:cs="Times New Roman"/>
-          <w:b/>
-          <w:color w:val="002060"/>
-          <w:sz w:val="32"/>
-          <w:szCs w:val="32"/>
-        </w:rPr>
-        <w:t xml:space="preserve">    5.1 Méthodologie de projet (Sprints)</w:t>
-      </w:r>
-      <w:r>
-        <w:rPr>
-          <w:rFonts w:ascii="Times New Roman" w:hAnsi="Times New Roman" w:cs="Times New Roman"/>
-          <w:b/>
-          <w:color w:val="002060"/>
-          <w:sz w:val="32"/>
-          <w:szCs w:val="32"/>
-        </w:rPr>
-        <w:t xml:space="preserve"> </w:t>
-      </w:r>
-      <w:r>
-        <w:rPr>
-          <w:rFonts w:ascii="Times New Roman" w:hAnsi="Times New Roman" w:cs="Times New Roman"/>
-          <w:b/>
-          <w:color w:val="002060"/>
-          <w:sz w:val="32"/>
-          <w:szCs w:val="32"/>
-        </w:rPr>
-        <w:t>…………………………</w:t>
-      </w:r>
-    </w:p>
-    <w:p>
-      <w:pPr>
-        <w:rPr>
-          <w:rFonts w:ascii="Times New Roman" w:hAnsi="Times New Roman" w:cs="Times New Roman"/>
-          <w:b/>
-          <w:color w:val="002060"/>
-          <w:sz w:val="32"/>
-          <w:szCs w:val="32"/>
-        </w:rPr>
-      </w:pPr>
-      <w:r>
-        <w:rPr>
-          <w:rFonts w:ascii="Times New Roman" w:hAnsi="Times New Roman" w:cs="Times New Roman"/>
-          <w:b/>
-          <w:color w:val="002060"/>
-          <w:sz w:val="32"/>
-          <w:szCs w:val="32"/>
-        </w:rPr>
-        <w:t xml:space="preserve">    5.2 Outils et technologies</w:t>
-      </w:r>
-      <w:r>
-        <w:rPr>
-          <w:rFonts w:ascii="Times New Roman" w:hAnsi="Times New Roman" w:cs="Times New Roman"/>
-          <w:b/>
-          <w:color w:val="002060"/>
-          <w:sz w:val="32"/>
-          <w:szCs w:val="32"/>
-        </w:rPr>
-        <w:t>……………………………………</w:t>
-      </w:r>
-    </w:p>
-    <w:p>
-      <w:pPr>
-        <w:rPr>
-          <w:rFonts w:ascii="Times New Roman" w:hAnsi="Times New Roman" w:cs="Times New Roman"/>
-          <w:b/>
-          <w:color w:val="002060"/>
-          <w:sz w:val="32"/>
-          <w:szCs w:val="32"/>
-        </w:rPr>
-      </w:pPr>
-      <w:r>
-        <w:rPr>
-          <w:rFonts w:ascii="Times New Roman" w:hAnsi="Times New Roman" w:cs="Times New Roman"/>
-          <w:b/>
-          <w:color w:val="002060"/>
-          <w:sz w:val="32"/>
-          <w:szCs w:val="32"/>
-        </w:rPr>
-        <w:t xml:space="preserve">    5.3 Modélisation de la base de données</w:t>
-      </w:r>
-      <w:r>
-        <w:rPr>
-          <w:rFonts w:ascii="Times New Roman" w:hAnsi="Times New Roman" w:cs="Times New Roman"/>
-          <w:b/>
-          <w:color w:val="002060"/>
-          <w:sz w:val="32"/>
-          <w:szCs w:val="32"/>
-        </w:rPr>
-        <w:t>………………………</w:t>
-      </w:r>
-    </w:p>
-    <w:p>
-      <w:pPr>
-        <w:rPr>
-          <w:rFonts w:ascii="Times New Roman" w:hAnsi="Times New Roman" w:cs="Times New Roman"/>
-          <w:b/>
-          <w:color w:val="002060"/>
-          <w:sz w:val="32"/>
-          <w:szCs w:val="32"/>
-        </w:rPr>
-      </w:pPr>
-      <w:r>
-        <w:rPr>
-          <w:rFonts w:ascii="Times New Roman" w:hAnsi="Times New Roman" w:cs="Times New Roman"/>
-          <w:b/>
-          <w:color w:val="002060"/>
-          <w:sz w:val="32"/>
-          <w:szCs w:val="32"/>
-        </w:rPr>
-        <w:t>6. Réalisation</w:t>
-      </w:r>
-      <w:r>
-        <w:rPr>
-          <w:rFonts w:ascii="Times New Roman" w:hAnsi="Times New Roman" w:cs="Times New Roman"/>
-          <w:b/>
-          <w:color w:val="002060"/>
-          <w:sz w:val="32"/>
-          <w:szCs w:val="32"/>
-        </w:rPr>
-        <w:t>……………………………………………</w:t>
-      </w:r>
-    </w:p>
-    <w:p>
-      <w:pPr>
-        <w:rPr>
-          <w:rFonts w:ascii="Times New Roman" w:hAnsi="Times New Roman" w:cs="Times New Roman"/>
-          <w:b/>
-          <w:color w:val="002060"/>
-          <w:sz w:val="32"/>
-          <w:szCs w:val="32"/>
-        </w:rPr>
-      </w:pPr>
-      <w:r>
-        <w:rPr>
-          <w:rFonts w:ascii="Times New Roman" w:hAnsi="Times New Roman" w:cs="Times New Roman"/>
-          <w:b/>
-          <w:color w:val="002060"/>
-          <w:sz w:val="32"/>
-          <w:szCs w:val="32"/>
-        </w:rPr>
-        <w:t xml:space="preserve">    6.1 Architecture générale</w:t>
-      </w:r>
-      <w:r>
-        <w:rPr>
-          <w:rFonts w:ascii="Times New Roman" w:hAnsi="Times New Roman" w:cs="Times New Roman"/>
-          <w:b/>
-          <w:color w:val="002060"/>
-          <w:sz w:val="32"/>
-          <w:szCs w:val="32"/>
-        </w:rPr>
-        <w:t>………………………………………</w:t>
-      </w:r>
-    </w:p>
-    <w:p>
-      <w:pPr>
-        <w:rPr>
-          <w:rFonts w:ascii="Times New Roman" w:hAnsi="Times New Roman" w:cs="Times New Roman"/>
-          <w:b/>
-          <w:color w:val="002060"/>
-          <w:sz w:val="32"/>
-          <w:szCs w:val="32"/>
-        </w:rPr>
-      </w:pPr>
-      <w:r>
-        <w:rPr>
-          <w:rFonts w:ascii="Times New Roman" w:hAnsi="Times New Roman" w:cs="Times New Roman"/>
-          <w:b/>
-          <w:color w:val="002060"/>
-          <w:sz w:val="32"/>
-          <w:szCs w:val="32"/>
-        </w:rPr>
-        <w:t xml:space="preserve">    6.2 Principa</w:t>
-      </w:r>
-      <w:r>
-        <w:rPr>
-          <w:rFonts w:ascii="Times New Roman" w:hAnsi="Times New Roman" w:cs="Times New Roman"/>
-          <w:b/>
-          <w:color w:val="002060"/>
-          <w:sz w:val="32"/>
-          <w:szCs w:val="32"/>
-        </w:rPr>
-        <w:t>ux modules développés</w:t>
-      </w:r>
-      <w:r>
-        <w:rPr>
-          <w:rFonts w:ascii="Times New Roman" w:hAnsi="Times New Roman" w:cs="Times New Roman"/>
-          <w:b/>
-          <w:color w:val="002060"/>
-          <w:sz w:val="32"/>
-          <w:szCs w:val="32"/>
-        </w:rPr>
-        <w:t>………………………………</w:t>
-      </w:r>
-    </w:p>
-    <w:p>
-      <w:pPr>
-        <w:rPr>
-          <w:rFonts w:ascii="Times New Roman" w:hAnsi="Times New Roman" w:cs="Times New Roman"/>
-          <w:b/>
-          <w:color w:val="002060"/>
-          <w:sz w:val="32"/>
-          <w:szCs w:val="32"/>
-        </w:rPr>
-      </w:pPr>
-      <w:r>
-        <w:rPr>
-          <w:rFonts w:ascii="Times New Roman" w:hAnsi="Times New Roman" w:cs="Times New Roman"/>
-          <w:b/>
-          <w:color w:val="002060"/>
-          <w:sz w:val="32"/>
-          <w:szCs w:val="32"/>
-        </w:rPr>
-        <w:t xml:space="preserve">    6.3 Interface utilisateur</w:t>
-      </w:r>
-      <w:r>
-        <w:rPr>
-          <w:rFonts w:ascii="Times New Roman" w:hAnsi="Times New Roman" w:cs="Times New Roman"/>
-          <w:b/>
-          <w:color w:val="002060"/>
-          <w:sz w:val="32"/>
-          <w:szCs w:val="32"/>
-        </w:rPr>
-        <w:t>……………………………………………</w:t>
-      </w:r>
-    </w:p>
-    <w:p>
-      <w:pPr>
-        <w:rPr>
-          <w:rFonts w:ascii="Times New Roman" w:hAnsi="Times New Roman" w:cs="Times New Roman"/>
-          <w:b/>
-          <w:color w:val="002060"/>
-          <w:sz w:val="32"/>
-          <w:szCs w:val="32"/>
-        </w:rPr>
-      </w:pPr>
-      <w:r>
-        <w:rPr>
-          <w:rFonts w:ascii="Times New Roman" w:hAnsi="Times New Roman" w:cs="Times New Roman"/>
-          <w:b/>
-          <w:color w:val="002060"/>
-          <w:sz w:val="32"/>
-          <w:szCs w:val="32"/>
-        </w:rPr>
-        <w:t>7. Difficultés rencontrées</w:t>
-      </w:r>
-      <w:r>
-        <w:rPr>
-          <w:rFonts w:ascii="Times New Roman" w:hAnsi="Times New Roman" w:cs="Times New Roman"/>
-          <w:b/>
-          <w:color w:val="002060"/>
-          <w:sz w:val="32"/>
-          <w:szCs w:val="32"/>
-        </w:rPr>
-        <w:t>…………………………………</w:t>
-      </w:r>
-      <w:r>
-        <w:rPr>
-          <w:rFonts w:ascii="Times New Roman" w:hAnsi="Times New Roman" w:cs="Times New Roman"/>
-          <w:b/>
-          <w:color w:val="002060"/>
-          <w:sz w:val="32"/>
-          <w:szCs w:val="32"/>
-        </w:rPr>
-        <w:t>…..</w:t>
-      </w:r>
-    </w:p>
-    <w:p>
-      <w:pPr>
-        <w:rPr>
-          <w:rFonts w:ascii="Times New Roman" w:hAnsi="Times New Roman" w:cs="Times New Roman"/>
-          <w:b/>
-          <w:color w:val="002060"/>
-          <w:sz w:val="32"/>
-          <w:szCs w:val="32"/>
-        </w:rPr>
-      </w:pPr>
-      <w:r>
-        <w:rPr>
-          <w:rFonts w:ascii="Times New Roman" w:hAnsi="Times New Roman" w:cs="Times New Roman"/>
-          <w:b/>
-          <w:color w:val="002060"/>
-          <w:sz w:val="32"/>
-          <w:szCs w:val="32"/>
-        </w:rPr>
-        <w:t xml:space="preserve">    7.1 Difficultés techniques</w:t>
-      </w:r>
-      <w:r>
-        <w:rPr>
-          <w:rFonts w:ascii="Times New Roman" w:hAnsi="Times New Roman" w:cs="Times New Roman"/>
-          <w:b/>
-          <w:color w:val="002060"/>
-          <w:sz w:val="32"/>
-          <w:szCs w:val="32"/>
-        </w:rPr>
-        <w:t>…………………………………</w:t>
-      </w:r>
-    </w:p>
-    <w:p>
-      <w:pPr>
-        <w:rPr>
-          <w:rFonts w:ascii="Times New Roman" w:hAnsi="Times New Roman" w:cs="Times New Roman"/>
-          <w:b/>
-          <w:color w:val="002060"/>
-          <w:sz w:val="32"/>
-          <w:szCs w:val="32"/>
-        </w:rPr>
-      </w:pPr>
-      <w:r>
-        <w:rPr>
-          <w:rFonts w:ascii="Times New Roman" w:hAnsi="Times New Roman" w:cs="Times New Roman"/>
-          <w:b/>
-          <w:color w:val="002060"/>
-          <w:sz w:val="32"/>
-          <w:szCs w:val="32"/>
-        </w:rPr>
-        <w:t xml:space="preserve">    7.2 Difficultés organisationnelles</w:t>
-      </w:r>
-      <w:r>
-        <w:rPr>
-          <w:rFonts w:ascii="Times New Roman" w:hAnsi="Times New Roman" w:cs="Times New Roman"/>
-          <w:b/>
-          <w:color w:val="002060"/>
-          <w:sz w:val="32"/>
-          <w:szCs w:val="32"/>
-        </w:rPr>
-        <w:t>…………………………</w:t>
-      </w:r>
-    </w:p>
-    <w:p>
-      <w:pPr>
-        <w:rPr>
-          <w:rFonts w:ascii="Times New Roman" w:hAnsi="Times New Roman" w:cs="Times New Roman"/>
-          <w:b/>
-          <w:color w:val="002060"/>
-          <w:sz w:val="32"/>
-          <w:szCs w:val="32"/>
-        </w:rPr>
-      </w:pPr>
-      <w:r>
-        <w:rPr>
-          <w:rFonts w:ascii="Times New Roman" w:hAnsi="Times New Roman" w:cs="Times New Roman"/>
-          <w:b/>
-          <w:color w:val="002060"/>
-          <w:sz w:val="32"/>
-          <w:szCs w:val="32"/>
-        </w:rPr>
-        <w:t>8. Résultats obtenus</w:t>
-      </w:r>
-      <w:r>
-        <w:rPr>
-          <w:rFonts w:ascii="Times New Roman" w:hAnsi="Times New Roman" w:cs="Times New Roman"/>
-          <w:b/>
-          <w:color w:val="002060"/>
-          <w:sz w:val="32"/>
-          <w:szCs w:val="32"/>
-        </w:rPr>
-        <w:t>……………………………………………</w:t>
-      </w:r>
-      <w:r>
-        <w:rPr>
-          <w:rFonts w:ascii="Times New Roman" w:hAnsi="Times New Roman" w:cs="Times New Roman"/>
-          <w:b/>
-          <w:color w:val="002060"/>
-          <w:sz w:val="32"/>
-          <w:szCs w:val="32"/>
-        </w:rPr>
-        <w:t>..</w:t>
-      </w:r>
-    </w:p>
-    <w:p>
-      <w:pPr>
-        <w:rPr>
-          <w:rFonts w:ascii="Times New Roman" w:hAnsi="Times New Roman" w:cs="Times New Roman"/>
-          <w:b/>
-          <w:color w:val="002060"/>
-          <w:sz w:val="32"/>
-          <w:szCs w:val="32"/>
-        </w:rPr>
-      </w:pPr>
-      <w:r>
-        <w:rPr>
-          <w:rFonts w:ascii="Times New Roman" w:hAnsi="Times New Roman" w:cs="Times New Roman"/>
-          <w:b/>
-          <w:color w:val="002060"/>
-          <w:sz w:val="32"/>
-          <w:szCs w:val="32"/>
-        </w:rPr>
-        <w:t xml:space="preserve">    8.1 Fonctionnalités implémentées</w:t>
-      </w:r>
-      <w:r>
-        <w:rPr>
-          <w:rFonts w:ascii="Times New Roman" w:hAnsi="Times New Roman" w:cs="Times New Roman"/>
-          <w:b/>
-          <w:color w:val="002060"/>
-          <w:sz w:val="32"/>
-          <w:szCs w:val="32"/>
-        </w:rPr>
-        <w:t>…………………………</w:t>
-      </w:r>
-      <w:r>
-        <w:rPr>
-          <w:rFonts w:ascii="Times New Roman" w:hAnsi="Times New Roman" w:cs="Times New Roman"/>
-          <w:b/>
-          <w:color w:val="002060"/>
-          <w:sz w:val="32"/>
-          <w:szCs w:val="32"/>
-        </w:rPr>
-        <w:t>….</w:t>
-      </w:r>
-    </w:p>
-    <w:p>
-      <w:pPr>
-        <w:rPr>
-          <w:rFonts w:ascii="Times New Roman" w:hAnsi="Times New Roman" w:cs="Times New Roman"/>
-          <w:b/>
-          <w:color w:val="002060"/>
-          <w:sz w:val="32"/>
-          <w:szCs w:val="32"/>
-        </w:rPr>
-      </w:pPr>
-      <w:r>
-        <w:rPr>
-          <w:rFonts w:ascii="Times New Roman" w:hAnsi="Times New Roman" w:cs="Times New Roman"/>
-          <w:b/>
-          <w:color w:val="002060"/>
-          <w:sz w:val="32"/>
-          <w:szCs w:val="32"/>
-        </w:rPr>
-        <w:t xml:space="preserve">    8.2 Tests effectués</w:t>
-      </w:r>
-      <w:r>
-        <w:rPr>
-          <w:rFonts w:ascii="Times New Roman" w:hAnsi="Times New Roman" w:cs="Times New Roman"/>
-          <w:b/>
-          <w:color w:val="002060"/>
-          <w:sz w:val="32"/>
-          <w:szCs w:val="32"/>
-        </w:rPr>
-        <w:t>……………………………………………</w:t>
-      </w:r>
-      <w:r>
-        <w:rPr>
-          <w:rFonts w:ascii="Times New Roman" w:hAnsi="Times New Roman" w:cs="Times New Roman"/>
-          <w:b/>
-          <w:color w:val="002060"/>
-          <w:sz w:val="32"/>
-          <w:szCs w:val="32"/>
-        </w:rPr>
-        <w:t>…</w:t>
-      </w:r>
-    </w:p>
-    <w:p>
-      <w:pPr>
-        <w:rPr>
-          <w:rFonts w:ascii="Times New Roman" w:hAnsi="Times New Roman" w:cs="Times New Roman"/>
-          <w:b/>
-          <w:color w:val="002060"/>
-          <w:sz w:val="32"/>
-          <w:szCs w:val="32"/>
-        </w:rPr>
-      </w:pPr>
-      <w:r>
-        <w:rPr>
-          <w:rFonts w:ascii="Times New Roman" w:hAnsi="Times New Roman" w:cs="Times New Roman"/>
-          <w:b/>
-          <w:color w:val="002060"/>
-          <w:sz w:val="32"/>
-          <w:szCs w:val="32"/>
-        </w:rPr>
-        <w:t xml:space="preserve">    8.3 Livrables fournis</w:t>
-      </w:r>
-      <w:r>
-        <w:rPr>
-          <w:rFonts w:ascii="Times New Roman" w:hAnsi="Times New Roman" w:cs="Times New Roman"/>
-          <w:b/>
-          <w:color w:val="002060"/>
-          <w:sz w:val="32"/>
-          <w:szCs w:val="32"/>
-        </w:rPr>
-        <w:t>……………………………………………</w:t>
-      </w:r>
-      <w:r>
-        <w:rPr>
-          <w:rFonts w:ascii="Times New Roman" w:hAnsi="Times New Roman" w:cs="Times New Roman"/>
-          <w:b/>
-          <w:color w:val="002060"/>
-          <w:sz w:val="32"/>
-          <w:szCs w:val="32"/>
-        </w:rPr>
-        <w:t>19</w:t>
-      </w:r>
-      <w:bookmarkStart w:id="0" w:name="_GoBack"/>
-      <w:bookmarkEnd w:id="0"/>
-    </w:p>
-    <w:p>
-      <w:pPr>
-        <w:rPr>
-          <w:rFonts w:ascii="Times New Roman" w:hAnsi="Times New Roman" w:cs="Times New Roman"/>
-          <w:b/>
-          <w:color w:val="002060"/>
-          <w:sz w:val="32"/>
-          <w:szCs w:val="32"/>
-        </w:rPr>
-      </w:pPr>
-      <w:r>
-        <w:rPr>
-          <w:rFonts w:ascii="Times New Roman" w:hAnsi="Times New Roman" w:cs="Times New Roman"/>
-          <w:b/>
-          <w:color w:val="002060"/>
-          <w:sz w:val="32"/>
-          <w:szCs w:val="32"/>
-        </w:rPr>
-        <w:lastRenderedPageBreak/>
-        <w:t>Conclusion</w:t>
-      </w:r>
-      <w:r>
-        <w:rPr>
-          <w:rFonts w:ascii="Times New Roman" w:hAnsi="Times New Roman" w:cs="Times New Roman"/>
-          <w:b/>
-          <w:color w:val="002060"/>
-          <w:sz w:val="32"/>
-          <w:szCs w:val="32"/>
-        </w:rPr>
-        <w:t>…………………………………………………………20</w:t>
-      </w:r>
-    </w:p>
-    <w:p>
-      <w:pPr>
-        <w:rPr>
           <w:rFonts w:ascii="Times New Roman" w:eastAsia="Times New Roman" w:hAnsi="Times New Roman" w:cs="Times New Roman"/>
           <w:sz w:val="24"/>
           <w:szCs w:val="24"/>
           <w:lang w:eastAsia="fr-FR"/>
         </w:rPr>
       </w:pPr>
-      <w:r>
-        <w:rPr>
-          <w:rFonts w:ascii="Times New Roman" w:hAnsi="Times New Roman" w:cs="Times New Roman"/>
-        </w:rPr>
-        <w:tab/>
-      </w:r>
-      <w:r>
-        <w:rPr>
-          <w:rFonts w:ascii="Times New Roman" w:hAnsi="Times New Roman" w:cs="Times New Roman"/>
-        </w:rPr>
-        <w:tab/>
-      </w:r>
-      <w:r>
-        <w:rPr>
-          <w:rFonts w:ascii="Times New Roman" w:hAnsi="Times New Roman" w:cs="Times New Roman"/>
-        </w:rPr>
-        <w:tab/>
-      </w:r>
-      <w:r>
-        <w:rPr>
-          <w:rFonts w:ascii="Times New Roman" w:hAnsi="Times New Roman" w:cs="Times New Roman"/>
-        </w:rPr>
-        <w:tab/>
-      </w:r>
-      <w:r>
-        <w:rPr>
-          <w:rFonts w:ascii="Times New Roman" w:hAnsi="Times New Roman" w:cs="Times New Roman"/>
-        </w:rPr>
-        <w:tab/>
-      </w:r>
-      <w:r>
-        <w:rPr>
-          <w:rFonts w:ascii="Times New Roman" w:hAnsi="Times New Roman" w:cs="Times New Roman"/>
-        </w:rPr>
-        <w:tab/>
-      </w:r>
-      <w:r>
-        <w:rPr>
-          <w:rFonts w:ascii="Times New Roman" w:hAnsi="Times New Roman" w:cs="Times New Roman"/>
-        </w:rPr>
-        <w:tab/>
-      </w:r>
-      <w:r>
-        <w:rPr>
-          <w:rFonts w:ascii="Times New Roman" w:hAnsi="Times New Roman" w:cs="Times New Roman"/>
-        </w:rPr>
-        <w:tab/>
-      </w:r>
-      <w:r>
-        <w:rPr>
-          <w:rFonts w:ascii="Times New Roman" w:hAnsi="Times New Roman" w:cs="Times New Roman"/>
-        </w:rPr>
-        <w:tab/>
-      </w:r>
-      <w:r>
-        <w:rPr>
-          <w:rFonts w:ascii="Times New Roman" w:hAnsi="Times New Roman" w:cs="Times New Roman"/>
-        </w:rPr>
-        <w:tab/>
-      </w:r>
-      <w:r>
-        <w:rPr>
-          <w:rFonts w:ascii="Times New Roman" w:hAnsi="Times New Roman" w:cs="Times New Roman"/>
-        </w:rPr>
-        <w:tab/>
-      </w:r>
-      <w:r>
-        <w:rPr>
-          <w:rFonts w:ascii="Times New Roman" w:hAnsi="Times New Roman" w:cs="Times New Roman"/>
-        </w:rPr>
-        <w:tab/>
-      </w:r>
-      <w:r>
-        <w:rPr>
-          <w:rFonts w:ascii="Times New Roman" w:hAnsi="Times New Roman" w:cs="Times New Roman"/>
-        </w:rPr>
-        <w:tab/>
-      </w:r>
-      <w:r>
-        <w:rPr>
-          <w:rFonts w:ascii="Times New Roman" w:hAnsi="Times New Roman" w:cs="Times New Roman"/>
-        </w:rPr>
-        <w:tab/>
-      </w:r>
-      <w:r>
-        <w:rPr>
-          <w:rFonts w:ascii="Times New Roman" w:hAnsi="Times New Roman" w:cs="Times New Roman"/>
-        </w:rPr>
-        <w:tab/>
-      </w:r>
-      <w:r>
-        <w:rPr>
-          <w:rFonts w:ascii="Times New Roman" w:hAnsi="Times New Roman" w:cs="Times New Roman"/>
-        </w:rPr>
-        <w:tab/>
-      </w:r>
-      <w:r>
-        <w:rPr>
-          <w:rFonts w:ascii="Times New Roman" w:hAnsi="Times New Roman" w:cs="Times New Roman"/>
-        </w:rPr>
-        <w:tab/>
-      </w:r>
-      <w:r>
-        <w:rPr>
-          <w:rFonts w:ascii="Times New Roman" w:hAnsi="Times New Roman" w:cs="Times New Roman"/>
-        </w:rPr>
-        <w:tab/>
-      </w:r>
-      <w:r>
-        <w:rPr>
-          <w:rFonts w:ascii="Times New Roman" w:hAnsi="Times New Roman" w:cs="Times New Roman"/>
-        </w:rPr>
-        <w:tab/>
-      </w:r>
-      <w:r>
-        <w:rPr>
-          <w:rFonts w:ascii="Times New Roman" w:hAnsi="Times New Roman" w:cs="Times New Roman"/>
-        </w:rPr>
-        <w:tab/>
-      </w:r>
-      <w:r>
-        <w:rPr>
-          <w:rFonts w:ascii="Times New Roman" w:hAnsi="Times New Roman" w:cs="Times New Roman"/>
-        </w:rPr>
-        <w:tab/>
-      </w:r>
-      <w:r>
-        <w:rPr>
-          <w:rFonts w:ascii="Times New Roman" w:hAnsi="Times New Roman" w:cs="Times New Roman"/>
-        </w:rPr>
-        <w:tab/>
-      </w:r>
-      <w:r>
-        <w:rPr>
-          <w:rFonts w:ascii="Times New Roman" w:hAnsi="Times New Roman" w:cs="Times New Roman"/>
-        </w:rPr>
-        <w:tab/>
-      </w:r>
-      <w:r>
-        <w:rPr>
-          <w:rFonts w:ascii="Times New Roman" w:hAnsi="Times New Roman" w:cs="Times New Roman"/>
-        </w:rPr>
-        <w:tab/>
-      </w:r>
-      <w:r>
-        <w:rPr>
-          <w:rFonts w:ascii="Times New Roman" w:hAnsi="Times New Roman" w:cs="Times New Roman"/>
-        </w:rPr>
-        <w:tab/>
-      </w:r>
-      <w:r>
-        <w:rPr>
-          <w:rFonts w:ascii="Times New Roman" w:hAnsi="Times New Roman" w:cs="Times New Roman"/>
-        </w:rPr>
-        <w:tab/>
-      </w:r>
-      <w:r>
-        <w:rPr>
-          <w:rFonts w:ascii="Times New Roman" w:hAnsi="Times New Roman" w:cs="Times New Roman"/>
-        </w:rPr>
-        <w:tab/>
-      </w:r>
-      <w:r>
-        <w:rPr>
-          <w:rFonts w:ascii="Times New Roman" w:hAnsi="Times New Roman" w:cs="Times New Roman"/>
-        </w:rPr>
-        <w:tab/>
-      </w:r>
-      <w:r>
-        <w:rPr>
-          <w:rFonts w:ascii="Times New Roman" w:hAnsi="Times New Roman" w:cs="Times New Roman"/>
-        </w:rPr>
-        <w:tab/>
-      </w:r>
-      <w:r>
-        <w:rPr>
-          <w:rFonts w:ascii="Times New Roman" w:hAnsi="Times New Roman" w:cs="Times New Roman"/>
-        </w:rPr>
-        <w:tab/>
-      </w:r>
-      <w:r>
-        <w:rPr>
-          <w:rFonts w:ascii="Times New Roman" w:hAnsi="Times New Roman" w:cs="Times New Roman"/>
-        </w:rPr>
-        <w:tab/>
-      </w:r>
-      <w:r>
-        <w:rPr>
-          <w:rFonts w:ascii="Times New Roman" w:hAnsi="Times New Roman" w:cs="Times New Roman"/>
-        </w:rPr>
-        <w:tab/>
-      </w:r>
-      <w:r>
-        <w:rPr>
-          <w:rFonts w:ascii="Times New Roman" w:hAnsi="Times New Roman" w:cs="Times New Roman"/>
-        </w:rPr>
-        <w:tab/>
-      </w:r>
-      <w:r>
-        <w:rPr>
-          <w:rFonts w:ascii="Times New Roman" w:hAnsi="Times New Roman" w:cs="Times New Roman"/>
-        </w:rPr>
-        <w:tab/>
-      </w:r>
-      <w:r>
-        <w:rPr>
-          <w:rFonts w:ascii="Times New Roman" w:hAnsi="Times New Roman" w:cs="Times New Roman"/>
-        </w:rPr>
-        <w:tab/>
-      </w:r>
-      <w:r>
-        <w:rPr>
-          <w:rFonts w:ascii="Times New Roman" w:hAnsi="Times New Roman" w:cs="Times New Roman"/>
-        </w:rPr>
-        <w:tab/>
-      </w:r>
-    </w:p>
-    <w:p>
-      <w:pPr>
+      <w:bookmarkStart w:id="0" w:name="_GoBack"/>
+      <w:bookmarkEnd w:id="0"/>
+      <w:r>
         <w:rPr>
           <w:rFonts w:ascii="Times New Roman" w:eastAsia="Times New Roman" w:hAnsi="Times New Roman" w:cs="Times New Roman"/>
           <w:sz w:val="24"/>
           <w:szCs w:val="24"/>
           <w:lang w:eastAsia="fr-FR"/>
         </w:rPr>
-      </w:pPr>
-      <w:r>
-        <w:rPr>
-          <w:rFonts w:ascii="Times New Roman" w:eastAsia="Times New Roman" w:hAnsi="Times New Roman" w:cs="Times New Roman"/>
-          <w:sz w:val="24"/>
-          <w:szCs w:val="24"/>
-          <w:lang w:eastAsia="fr-FR"/>
-        </w:rPr>
+        <w:lastRenderedPageBreak/>
         <w:br w:type="page"/>
       </w:r>
     </w:p>
@@ -5552,8 +4420,10 @@
       <w:r>
         <w:rPr>
           <w:rFonts w:ascii="Times New Roman" w:hAnsi="Times New Roman" w:cs="Times New Roman"/>
-          <w:sz w:val="32"/>
-          <w:szCs w:val="32"/>
+          <w:noProof/>
+          <w:sz w:val="32"/>
+          <w:szCs w:val="32"/>
+          <w:lang w:eastAsia="fr-FR"/>
         </w:rPr>
         <w:lastRenderedPageBreak/>
         <w:drawing>
@@ -9468,6 +8338,7 @@
         <w:docPartUnique/>
       </w:docPartObj>
     </w:sdtPr>
+    <w:sdtEndPr/>
     <w:sdtContent>
       <w:p>
         <w:pPr>
@@ -9543,7 +8414,7 @@
                                 <w:rPr>
                                   <w:noProof/>
                                 </w:rPr>
-                                <w:t>7</w:t>
+                                <w:t>12</w:t>
                               </w:r>
                               <w:r>
                                 <w:fldChar w:fldCharType="end"/>
@@ -9606,7 +8477,7 @@
                           <w:rPr>
                             <w:noProof/>
                           </w:rPr>
-                          <w:t>7</w:t>
+                          <w:t>12</w:t>
                         </w:r>
                         <w:r>
                           <w:fldChar w:fldCharType="end"/>
@@ -13500,7 +12371,7 @@
 </file>
 
 <file path=customXml/itemProps1.xml><?xml version="1.0" encoding="utf-8"?>
-<ds:datastoreItem xmlns:ds="http://schemas.openxmlformats.org/officeDocument/2006/customXml" ds:itemID="{7DB8DB08-1AD4-4B5E-8E21-B6F834A3F376}">
+<ds:datastoreItem xmlns:ds="http://schemas.openxmlformats.org/officeDocument/2006/customXml" ds:itemID="{20DC762F-1BED-4868-89A7-0B94F372C77B}">
   <ds:schemaRefs>
     <ds:schemaRef ds:uri="http://schemas.openxmlformats.org/officeDocument/2006/bibliography"/>
   </ds:schemaRefs>
